--- a/frontend/public/pdf/ARVIN JAYSON CASTRO Senior Full-Stack Engineer.docx
+++ b/frontend/public/pdf/ARVIN JAYSON CASTRO Senior Full-Stack Engineer.docx
@@ -211,25 +211,7 @@
           <w:sz w:val="24"/>
           <w:szCs w:val="24"/>
         </w:rPr>
-        <w:t>15+ Years Experience  |  Enterprise Systems  |  Multi-Tenant SaaS</w:t>
-      </w:r>
-      <w:r>
-        <w:rPr>
-          <w:rFonts w:eastAsiaTheme="majorEastAsia" w:cs="Calibri"/>
-          <w:noProof/>
-          <w:sz w:val="24"/>
-          <w:szCs w:val="24"/>
-        </w:rPr>
-        <w:t xml:space="preserve"> Platforms</w:t>
-      </w:r>
-      <w:r>
-        <w:rPr>
-          <w:rFonts w:eastAsiaTheme="majorEastAsia" w:cs="Calibri"/>
-          <w:noProof/>
-          <w:sz w:val="24"/>
-          <w:szCs w:val="24"/>
-        </w:rPr>
-        <w:t xml:space="preserve">  |  Cloud Architecture</w:t>
+        <w:t>15+ Years Experience  |  Enterprise Systems  |  Multi-Tenant SaaS Platforms  |  Cloud Architecture</w:t>
       </w:r>
     </w:p>
     <w:p>
@@ -424,7 +406,7 @@
           <w:szCs w:val="24"/>
         </w:rPr>
         <w:pict w14:anchorId="58379241">
-          <v:rect id="_x0000_i1049" style="width:0;height:1.5pt" o:hralign="center" o:hrstd="t" o:hr="t" fillcolor="#a0a0a0" stroked="f"/>
+          <v:rect id="_x0000_i1025" style="width:0;height:1.5pt" o:hralign="center" o:hrstd="t" o:hr="t" fillcolor="#a0a0a0" stroked="f"/>
         </w:pict>
       </w:r>
     </w:p>
@@ -535,7 +517,7 @@
           <w:szCs w:val="24"/>
         </w:rPr>
         <w:pict w14:anchorId="66F29F81">
-          <v:rect id="_x0000_i1138" style="width:0;height:1.5pt" o:hralign="center" o:hrstd="t" o:hr="t" fillcolor="#a0a0a0" stroked="f"/>
+          <v:rect id="_x0000_i1026" style="width:0;height:1.5pt" o:hralign="center" o:hrstd="t" o:hr="t" fillcolor="#a0a0a0" stroked="f"/>
         </w:pict>
       </w:r>
     </w:p>
@@ -725,6 +707,15 @@
           <w:sz w:val="24"/>
           <w:szCs w:val="24"/>
         </w:rPr>
+        <w:t xml:space="preserve">PHP, </w:t>
+      </w:r>
+      <w:r>
+        <w:rPr>
+          <w:rFonts w:eastAsiaTheme="majorEastAsia" w:cs="Calibri"/>
+          <w:noProof/>
+          <w:sz w:val="24"/>
+          <w:szCs w:val="24"/>
+        </w:rPr>
         <w:t>.NET Core, ASP.NET MVC, ASP.NET Web API, Node.js (Express), RESTful API</w:t>
       </w:r>
       <w:r>
@@ -1087,7 +1078,7 @@
           <w:szCs w:val="24"/>
         </w:rPr>
         <w:pict w14:anchorId="04DDF42E">
-          <v:rect id="_x0000_i1051" style="width:0;height:1.5pt" o:hralign="center" o:hrstd="t" o:hr="t" fillcolor="#a0a0a0" stroked="f"/>
+          <v:rect id="_x0000_i1027" style="width:0;height:1.5pt" o:hralign="center" o:hrstd="t" o:hr="t" fillcolor="#a0a0a0" stroked="f"/>
         </w:pict>
       </w:r>
     </w:p>
@@ -2448,7 +2439,7 @@
           <w:szCs w:val="24"/>
         </w:rPr>
         <w:pict w14:anchorId="26E4463B">
-          <v:rect id="_x0000_i1182" style="width:0;height:1.5pt" o:hralign="center" o:hrstd="t" o:hr="t" fillcolor="#a0a0a0" stroked="f"/>
+          <v:rect id="_x0000_i1028" style="width:0;height:1.5pt" o:hralign="center" o:hrstd="t" o:hr="t" fillcolor="#a0a0a0" stroked="f"/>
         </w:pict>
       </w:r>
     </w:p>
@@ -5838,6 +5829,7 @@
   <w:style w:type="character" w:default="1" w:styleId="DefaultParagraphFont">
     <w:name w:val="Default Paragraph Font"/>
     <w:uiPriority w:val="1"/>
+    <w:semiHidden/>
     <w:unhideWhenUsed/>
   </w:style>
   <w:style w:type="table" w:default="1" w:styleId="TableNormal">
